--- a/complianceReporting/form_template_assumptions.docx
+++ b/complianceReporting/form_template_assumptions.docx
@@ -4659,8 +4659,16 @@
             <w:vAlign w:val="center"/>
           </w:tcPr>
           <w:p>
+            <w:commentRangeStart w:id="1"/>
             <w:r>
               <w:t>Ventilation System</w:t>
+            </w:r>
+            <w:commentRangeEnd w:id="1"/>
+            <w:r>
+              <w:rPr>
+                <w:rStyle w:val="CommentReference"/>
+              </w:rPr>
+              <w:commentReference w:id="1"/>
             </w:r>
           </w:p>
         </w:tc>
@@ -4700,8 +4708,30 @@
             <w:pPr>
               <w:jc w:val="center"/>
             </w:pPr>
-            <w:r>
-              <w:t>{{T5_R31_C2}}</w:t>
+            <w:commentRangeStart w:id="2"/>
+            <w:r>
+              <w:t>{{T5_R31_</w:t>
+            </w:r>
+            <w:commentRangeStart w:id="3"/>
+            <w:r>
+              <w:t>C2</w:t>
+            </w:r>
+            <w:commentRangeEnd w:id="3"/>
+            <w:r>
+              <w:rPr>
+                <w:rStyle w:val="CommentReference"/>
+              </w:rPr>
+              <w:commentReference w:id="3"/>
+            </w:r>
+            <w:r>
+              <w:t>}}</w:t>
+            </w:r>
+            <w:commentRangeEnd w:id="2"/>
+            <w:r>
+              <w:rPr>
+                <w:rStyle w:val="CommentReference"/>
+              </w:rPr>
+              <w:commentReference w:id="2"/>
             </w:r>
           </w:p>
         </w:tc>
@@ -10147,14 +10177,14 @@
             <w:r>
               <w:t xml:space="preserve"> 95%</w:t>
             </w:r>
-            <w:bookmarkStart w:id="1" w:name="_Ref135750228"/>
+            <w:bookmarkStart w:id="4" w:name="_Ref135750228"/>
             <w:r>
               <w:rPr>
                 <w:rStyle w:val="FootnoteReference"/>
               </w:rPr>
               <w:footnoteReference w:id="5"/>
             </w:r>
-            <w:bookmarkEnd w:id="1"/>
+            <w:bookmarkEnd w:id="4"/>
           </w:p>
         </w:tc>
         <w:tc>
@@ -13408,6 +13438,83 @@
     </w:sectPr>
   </w:body>
 </w:document>
+</file>
+
+<file path=word/comments.xml><?xml version="1.0" encoding="utf-8"?>
+<w:comments xmlns:wpc="http://schemas.microsoft.com/office/word/2010/wordprocessingCanvas" xmlns:cx="http://schemas.microsoft.com/office/drawing/2014/chartex" xmlns:cx1="http://schemas.microsoft.com/office/drawing/2015/9/8/chartex" xmlns:cx2="http://schemas.microsoft.com/office/drawing/2015/10/21/chartex" xmlns:cx3="http://schemas.microsoft.com/office/drawing/2016/5/9/chartex" xmlns:cx4="http://schemas.microsoft.com/office/drawing/2016/5/10/chartex" xmlns:cx5="http://schemas.microsoft.com/office/drawing/2016/5/11/chartex" xmlns:cx6="http://schemas.microsoft.com/office/drawing/2016/5/12/chartex" xmlns:cx7="http://schemas.microsoft.com/office/drawing/2016/5/13/chartex" xmlns:cx8="http://schemas.microsoft.com/office/drawing/2016/5/14/chartex" xmlns:mc="http://schemas.openxmlformats.org/markup-compatibility/2006" xmlns:aink="http://schemas.microsoft.com/office/drawing/2016/ink" xmlns:am3d="http://schemas.microsoft.com/office/drawing/2017/model3d" xmlns:o="urn:schemas-microsoft-com:office:office" xmlns:oel="http://schemas.microsoft.com/office/2019/extlst" xmlns:r="http://schemas.openxmlformats.org/officeDocument/2006/relationships" xmlns:m="http://schemas.openxmlformats.org/officeDocument/2006/math" xmlns:v="urn:schemas-microsoft-com:vml" xmlns:wp14="http://schemas.microsoft.com/office/word/2010/wordprocessingDrawing" xmlns:wp="http://schemas.openxmlformats.org/drawingml/2006/wordprocessingDrawing" xmlns:w10="urn:schemas-microsoft-com:office:word" xmlns:w="http://schemas.openxmlformats.org/wordprocessingml/2006/main" xmlns:w14="http://schemas.microsoft.com/office/word/2010/wordml" xmlns:w15="http://schemas.microsoft.com/office/word/2012/wordml" xmlns:w16cex="http://schemas.microsoft.com/office/word/2018/wordml/cex" xmlns:w16cid="http://schemas.microsoft.com/office/word/2016/wordml/cid" xmlns:w16="http://schemas.microsoft.com/office/word/2018/wordml" xmlns:w16du="http://schemas.microsoft.com/office/word/2023/wordml/word16du" xmlns:w16sdtdh="http://schemas.microsoft.com/office/word/2020/wordml/sdtdatahash" xmlns:w16sdtfl="http://schemas.microsoft.com/office/word/2024/wordml/sdtformatlock" xmlns:w16se="http://schemas.microsoft.com/office/word/2015/wordml/symex" xmlns:wpg="http://schemas.microsoft.com/office/word/2010/wordprocessingGroup" xmlns:wpi="http://schemas.microsoft.com/office/word/2010/wordprocessingInk" xmlns:wne="http://schemas.microsoft.com/office/word/2006/wordml" xmlns:wps="http://schemas.microsoft.com/office/word/2010/wordprocessingShape" mc:Ignorable="w14 w15 w16se w16cid w16 w16cex w16sdtdh w16sdtfl w16du wp14">
+  <w:comment w:id="1" w:author="Ryan Kelly" w:date="2025-11-06T10:29:00Z" w:initials="RK">
+    <w:p>
+      <w:pPr>
+        <w:pStyle w:val="CommentText"/>
+      </w:pPr>
+      <w:r>
+        <w:rPr>
+          <w:rStyle w:val="CommentReference"/>
+        </w:rPr>
+        <w:annotationRef/>
+      </w:r>
+      <w:r>
+        <w:t>Not specified in the form, but 9.36.5.11(12) says that when a forced air system is installed and the proposed house uses dedicated low-volume ductwork for ventilation, the ventilation system shall assume the circulation fan operates only when the heating or cooling system is operating. It’s not clear if that means the ventilation system uses the furnace ducts, but I assume so.</w:t>
+      </w:r>
+    </w:p>
+  </w:comment>
+  <w:comment w:id="3" w:author="Ryan Kelly" w:date="2025-11-06T11:38:00Z" w:initials="RK">
+    <w:p>
+      <w:pPr>
+        <w:pStyle w:val="CommentText"/>
+      </w:pPr>
+      <w:r>
+        <w:rPr>
+          <w:rStyle w:val="CommentReference"/>
+        </w:rPr>
+        <w:annotationRef/>
+      </w:r>
+      <w:r>
+        <w:t>I’m extracting only the supply flow rate, but it should be balanced.</w:t>
+      </w:r>
+    </w:p>
+  </w:comment>
+  <w:comment w:id="2" w:author="Ryan Kelly" w:date="2025-11-06T11:13:00Z" w:initials="RK">
+    <w:p>
+      <w:pPr>
+        <w:pStyle w:val="CommentText"/>
+      </w:pPr>
+      <w:r>
+        <w:rPr>
+          <w:rStyle w:val="CommentReference"/>
+        </w:rPr>
+        <w:annotationRef/>
+      </w:r>
+      <w:r>
+        <w:t>This form only has a single flow rate, and looking at 9.36 it does appear that the reference house should use the same flow rate as the proposed. Had to make changes to substitute-h2k.rb to apply the proposed house flow rate to the reference house. Seems to be working, but check in QA.</w:t>
+      </w:r>
+    </w:p>
+  </w:comment>
+</w:comments>
+</file>
+
+<file path=word/commentsExtended.xml><?xml version="1.0" encoding="utf-8"?>
+<w15:commentsEx xmlns:wpc="http://schemas.microsoft.com/office/word/2010/wordprocessingCanvas" xmlns:cx="http://schemas.microsoft.com/office/drawing/2014/chartex" xmlns:cx1="http://schemas.microsoft.com/office/drawing/2015/9/8/chartex" xmlns:cx2="http://schemas.microsoft.com/office/drawing/2015/10/21/chartex" xmlns:cx3="http://schemas.microsoft.com/office/drawing/2016/5/9/chartex" xmlns:cx4="http://schemas.microsoft.com/office/drawing/2016/5/10/chartex" xmlns:cx5="http://schemas.microsoft.com/office/drawing/2016/5/11/chartex" xmlns:cx6="http://schemas.microsoft.com/office/drawing/2016/5/12/chartex" xmlns:cx7="http://schemas.microsoft.com/office/drawing/2016/5/13/chartex" xmlns:cx8="http://schemas.microsoft.com/office/drawing/2016/5/14/chartex" xmlns:mc="http://schemas.openxmlformats.org/markup-compatibility/2006" xmlns:aink="http://schemas.microsoft.com/office/drawing/2016/ink" xmlns:am3d="http://schemas.microsoft.com/office/drawing/2017/model3d" xmlns:o="urn:schemas-microsoft-com:office:office" xmlns:oel="http://schemas.microsoft.com/office/2019/extlst" xmlns:r="http://schemas.openxmlformats.org/officeDocument/2006/relationships" xmlns:m="http://schemas.openxmlformats.org/officeDocument/2006/math" xmlns:v="urn:schemas-microsoft-com:vml" xmlns:wp14="http://schemas.microsoft.com/office/word/2010/wordprocessingDrawing" xmlns:wp="http://schemas.openxmlformats.org/drawingml/2006/wordprocessingDrawing" xmlns:w10="urn:schemas-microsoft-com:office:word" xmlns:w="http://schemas.openxmlformats.org/wordprocessingml/2006/main" xmlns:w14="http://schemas.microsoft.com/office/word/2010/wordml" xmlns:w15="http://schemas.microsoft.com/office/word/2012/wordml" xmlns:w16cex="http://schemas.microsoft.com/office/word/2018/wordml/cex" xmlns:w16cid="http://schemas.microsoft.com/office/word/2016/wordml/cid" xmlns:w16="http://schemas.microsoft.com/office/word/2018/wordml" xmlns:w16du="http://schemas.microsoft.com/office/word/2023/wordml/word16du" xmlns:w16sdtdh="http://schemas.microsoft.com/office/word/2020/wordml/sdtdatahash" xmlns:w16sdtfl="http://schemas.microsoft.com/office/word/2024/wordml/sdtformatlock" xmlns:w16se="http://schemas.microsoft.com/office/word/2015/wordml/symex" xmlns:wpg="http://schemas.microsoft.com/office/word/2010/wordprocessingGroup" xmlns:wpi="http://schemas.microsoft.com/office/word/2010/wordprocessingInk" xmlns:wne="http://schemas.microsoft.com/office/word/2006/wordml" xmlns:wps="http://schemas.microsoft.com/office/word/2010/wordprocessingShape" mc:Ignorable="w14 w15 w16se w16cid w16 w16cex w16sdtdh w16sdtfl w16du wp14">
+  <w15:commentEx w15:paraId="17655BFC" w15:done="0"/>
+  <w15:commentEx w15:paraId="307E8F47" w15:done="0"/>
+  <w15:commentEx w15:paraId="44AE1055" w15:done="0"/>
+</w15:commentsEx>
+</file>
+
+<file path=word/commentsExtensible.xml><?xml version="1.0" encoding="utf-8"?>
+<w16cex:commentsExtensible xmlns:wpc="http://schemas.microsoft.com/office/word/2010/wordprocessingCanvas" xmlns:cx="http://schemas.microsoft.com/office/drawing/2014/chartex" xmlns:cx1="http://schemas.microsoft.com/office/drawing/2015/9/8/chartex" xmlns:cx2="http://schemas.microsoft.com/office/drawing/2015/10/21/chartex" xmlns:cx3="http://schemas.microsoft.com/office/drawing/2016/5/9/chartex" xmlns:cx4="http://schemas.microsoft.com/office/drawing/2016/5/10/chartex" xmlns:cx5="http://schemas.microsoft.com/office/drawing/2016/5/11/chartex" xmlns:cx6="http://schemas.microsoft.com/office/drawing/2016/5/12/chartex" xmlns:cx7="http://schemas.microsoft.com/office/drawing/2016/5/13/chartex" xmlns:cx8="http://schemas.microsoft.com/office/drawing/2016/5/14/chartex" xmlns:cr="http://schemas.microsoft.com/office/comments/2020/reactions" xmlns:mc="http://schemas.openxmlformats.org/markup-compatibility/2006" xmlns:aink="http://schemas.microsoft.com/office/drawing/2016/ink" xmlns:am3d="http://schemas.microsoft.com/office/drawing/2017/model3d" xmlns:o="urn:schemas-microsoft-com:office:office" xmlns:oel="http://schemas.microsoft.com/office/2019/extlst" xmlns:r="http://schemas.openxmlformats.org/officeDocument/2006/relationships" xmlns:m="http://schemas.openxmlformats.org/officeDocument/2006/math" xmlns:v="urn:schemas-microsoft-com:vml" xmlns:wp14="http://schemas.microsoft.com/office/word/2010/wordprocessingDrawing" xmlns:wp="http://schemas.openxmlformats.org/drawingml/2006/wordprocessingDrawing" xmlns:w10="urn:schemas-microsoft-com:office:word" xmlns:w="http://schemas.openxmlformats.org/wordprocessingml/2006/main" xmlns:w14="http://schemas.microsoft.com/office/word/2010/wordml" xmlns:w15="http://schemas.microsoft.com/office/word/2012/wordml" xmlns:w16cex="http://schemas.microsoft.com/office/word/2018/wordml/cex" xmlns:w16cid="http://schemas.microsoft.com/office/word/2016/wordml/cid" xmlns:w16="http://schemas.microsoft.com/office/word/2018/wordml" xmlns:w16du="http://schemas.microsoft.com/office/word/2023/wordml/word16du" xmlns:w16sdtdh="http://schemas.microsoft.com/office/word/2020/wordml/sdtdatahash" xmlns:w16sdtfl="http://schemas.microsoft.com/office/word/2024/wordml/sdtformatlock" xmlns:w16se="http://schemas.microsoft.com/office/word/2015/wordml/symex" xmlns:wpg="http://schemas.microsoft.com/office/word/2010/wordprocessingGroup" xmlns:wpi="http://schemas.microsoft.com/office/word/2010/wordprocessingInk" xmlns:wne="http://schemas.microsoft.com/office/word/2006/wordml" xmlns:wps="http://schemas.microsoft.com/office/word/2010/wordprocessingShape" mc:Ignorable="w14 w15 w16se w16cid w16 w16cex w16sdtdh w16sdtfl cr w16du wp14">
+  <w16cex:commentExtensible w16cex:durableId="0F577F33" w16cex:dateUtc="2025-11-06T14:29:00Z"/>
+  <w16cex:commentExtensible w16cex:durableId="65CF5A9F" w16cex:dateUtc="2025-11-06T15:38:00Z"/>
+  <w16cex:commentExtensible w16cex:durableId="12657F87" w16cex:dateUtc="2025-11-06T15:13:00Z"/>
+</w16cex:commentsExtensible>
+</file>
+
+<file path=word/commentsIds.xml><?xml version="1.0" encoding="utf-8"?>
+<w16cid:commentsIds xmlns:wpc="http://schemas.microsoft.com/office/word/2010/wordprocessingCanvas" xmlns:cx="http://schemas.microsoft.com/office/drawing/2014/chartex" xmlns:cx1="http://schemas.microsoft.com/office/drawing/2015/9/8/chartex" xmlns:cx2="http://schemas.microsoft.com/office/drawing/2015/10/21/chartex" xmlns:cx3="http://schemas.microsoft.com/office/drawing/2016/5/9/chartex" xmlns:cx4="http://schemas.microsoft.com/office/drawing/2016/5/10/chartex" xmlns:cx5="http://schemas.microsoft.com/office/drawing/2016/5/11/chartex" xmlns:cx6="http://schemas.microsoft.com/office/drawing/2016/5/12/chartex" xmlns:cx7="http://schemas.microsoft.com/office/drawing/2016/5/13/chartex" xmlns:cx8="http://schemas.microsoft.com/office/drawing/2016/5/14/chartex" xmlns:mc="http://schemas.openxmlformats.org/markup-compatibility/2006" xmlns:aink="http://schemas.microsoft.com/office/drawing/2016/ink" xmlns:am3d="http://schemas.microsoft.com/office/drawing/2017/model3d" xmlns:o="urn:schemas-microsoft-com:office:office" xmlns:oel="http://schemas.microsoft.com/office/2019/extlst" xmlns:r="http://schemas.openxmlformats.org/officeDocument/2006/relationships" xmlns:m="http://schemas.openxmlformats.org/officeDocument/2006/math" xmlns:v="urn:schemas-microsoft-com:vml" xmlns:wp14="http://schemas.microsoft.com/office/word/2010/wordprocessingDrawing" xmlns:wp="http://schemas.openxmlformats.org/drawingml/2006/wordprocessingDrawing" xmlns:w10="urn:schemas-microsoft-com:office:word" xmlns:w="http://schemas.openxmlformats.org/wordprocessingml/2006/main" xmlns:w14="http://schemas.microsoft.com/office/word/2010/wordml" xmlns:w15="http://schemas.microsoft.com/office/word/2012/wordml" xmlns:w16cex="http://schemas.microsoft.com/office/word/2018/wordml/cex" xmlns:w16cid="http://schemas.microsoft.com/office/word/2016/wordml/cid" xmlns:w16="http://schemas.microsoft.com/office/word/2018/wordml" xmlns:w16du="http://schemas.microsoft.com/office/word/2023/wordml/word16du" xmlns:w16sdtdh="http://schemas.microsoft.com/office/word/2020/wordml/sdtdatahash" xmlns:w16sdtfl="http://schemas.microsoft.com/office/word/2024/wordml/sdtformatlock" xmlns:w16se="http://schemas.microsoft.com/office/word/2015/wordml/symex" xmlns:wpg="http://schemas.microsoft.com/office/word/2010/wordprocessingGroup" xmlns:wpi="http://schemas.microsoft.com/office/word/2010/wordprocessingInk" xmlns:wne="http://schemas.microsoft.com/office/word/2006/wordml" xmlns:wps="http://schemas.microsoft.com/office/word/2010/wordprocessingShape" mc:Ignorable="w14 w15 w16se w16cid w16 w16cex w16sdtdh w16sdtfl w16du wp14">
+  <w16cid:commentId w16cid:paraId="17655BFC" w16cid:durableId="0F577F33"/>
+  <w16cid:commentId w16cid:paraId="307E8F47" w16cid:durableId="65CF5A9F"/>
+  <w16cid:commentId w16cid:paraId="44AE1055" w16cid:durableId="12657F87"/>
+</w16cid:commentsIds>
 </file>
 
 <file path=word/endnotes.xml><?xml version="1.0" encoding="utf-8"?>
@@ -14314,6 +14421,14 @@
     <w:abstractNumId w:val="1"/>
   </w:num>
 </w:numbering>
+</file>
+
+<file path=word/people.xml><?xml version="1.0" encoding="utf-8"?>
+<w15:people xmlns:wpc="http://schemas.microsoft.com/office/word/2010/wordprocessingCanvas" xmlns:cx="http://schemas.microsoft.com/office/drawing/2014/chartex" xmlns:cx1="http://schemas.microsoft.com/office/drawing/2015/9/8/chartex" xmlns:cx2="http://schemas.microsoft.com/office/drawing/2015/10/21/chartex" xmlns:cx3="http://schemas.microsoft.com/office/drawing/2016/5/9/chartex" xmlns:cx4="http://schemas.microsoft.com/office/drawing/2016/5/10/chartex" xmlns:cx5="http://schemas.microsoft.com/office/drawing/2016/5/11/chartex" xmlns:cx6="http://schemas.microsoft.com/office/drawing/2016/5/12/chartex" xmlns:cx7="http://schemas.microsoft.com/office/drawing/2016/5/13/chartex" xmlns:cx8="http://schemas.microsoft.com/office/drawing/2016/5/14/chartex" xmlns:mc="http://schemas.openxmlformats.org/markup-compatibility/2006" xmlns:aink="http://schemas.microsoft.com/office/drawing/2016/ink" xmlns:am3d="http://schemas.microsoft.com/office/drawing/2017/model3d" xmlns:o="urn:schemas-microsoft-com:office:office" xmlns:oel="http://schemas.microsoft.com/office/2019/extlst" xmlns:r="http://schemas.openxmlformats.org/officeDocument/2006/relationships" xmlns:m="http://schemas.openxmlformats.org/officeDocument/2006/math" xmlns:v="urn:schemas-microsoft-com:vml" xmlns:wp14="http://schemas.microsoft.com/office/word/2010/wordprocessingDrawing" xmlns:wp="http://schemas.openxmlformats.org/drawingml/2006/wordprocessingDrawing" xmlns:w10="urn:schemas-microsoft-com:office:word" xmlns:w="http://schemas.openxmlformats.org/wordprocessingml/2006/main" xmlns:w14="http://schemas.microsoft.com/office/word/2010/wordml" xmlns:w15="http://schemas.microsoft.com/office/word/2012/wordml" xmlns:w16cex="http://schemas.microsoft.com/office/word/2018/wordml/cex" xmlns:w16cid="http://schemas.microsoft.com/office/word/2016/wordml/cid" xmlns:w16="http://schemas.microsoft.com/office/word/2018/wordml" xmlns:w16du="http://schemas.microsoft.com/office/word/2023/wordml/word16du" xmlns:w16sdtdh="http://schemas.microsoft.com/office/word/2020/wordml/sdtdatahash" xmlns:w16sdtfl="http://schemas.microsoft.com/office/word/2024/wordml/sdtformatlock" xmlns:w16se="http://schemas.microsoft.com/office/word/2015/wordml/symex" xmlns:wpg="http://schemas.microsoft.com/office/word/2010/wordprocessingGroup" xmlns:wpi="http://schemas.microsoft.com/office/word/2010/wordprocessingInk" xmlns:wne="http://schemas.microsoft.com/office/word/2006/wordml" xmlns:wps="http://schemas.microsoft.com/office/word/2010/wordprocessingShape" mc:Ignorable="w14 w15 w16se w16cid w16 w16cex w16sdtdh w16sdtfl w16du wp14">
+  <w15:person w15:author="Ryan Kelly">
+    <w15:presenceInfo w15:providerId="AD" w15:userId="S::Ryan@baselineenergy.ca::ff464cbe-6de4-4594-a30f-79fa5039b86e"/>
+  </w15:person>
+</w15:people>
 </file>
 
 <file path=word/styles.xml><?xml version="1.0" encoding="utf-8"?>
@@ -15229,7 +15344,6 @@
     <w:basedOn w:val="Normal"/>
     <w:link w:val="CommentTextChar"/>
     <w:uiPriority w:val="99"/>
-    <w:semiHidden/>
     <w:unhideWhenUsed/>
     <w:rsid w:val="004624BA"/>
     <w:pPr>
@@ -15245,7 +15359,6 @@
     <w:basedOn w:val="DefaultParagraphFont"/>
     <w:link w:val="CommentText"/>
     <w:uiPriority w:val="99"/>
-    <w:semiHidden/>
     <w:rsid w:val="004624BA"/>
     <w:rPr>
       <w:sz w:val="20"/>
@@ -15575,10 +15688,6 @@
 </file>
 
 <file path=customXml/item1.xml><?xml version="1.0" encoding="utf-8"?>
-<b:Sources xmlns:b="http://schemas.openxmlformats.org/officeDocument/2006/bibliography" xmlns="http://schemas.openxmlformats.org/officeDocument/2006/bibliography" SelectedStyle="\APASixthEditionOfficeOnline.xsl" StyleName="APA" Version="6"/>
-</file>
-
-<file path=customXml/item2.xml><?xml version="1.0" encoding="utf-8"?>
 <?mso-contentType ?>
 <FormTemplates xmlns="http://schemas.microsoft.com/sharepoint/v3/contenttype/forms">
   <Display>DocumentLibraryForm</Display>
@@ -15587,7 +15696,7 @@
 </FormTemplates>
 </file>
 
-<file path=customXml/item3.xml><?xml version="1.0" encoding="utf-8"?>
+<file path=customXml/item2.xml><?xml version="1.0" encoding="utf-8"?>
 <ct:contentTypeSchema xmlns:ct="http://schemas.microsoft.com/office/2006/metadata/contentType" xmlns:ma="http://schemas.microsoft.com/office/2006/metadata/properties/metaAttributes" ct:_="" ma:_="" ma:contentTypeName="Document" ma:contentTypeID="0x010100BC8627080003174A984BE4C7167C9CAB" ma:contentTypeVersion="11" ma:contentTypeDescription="Create a new document." ma:contentTypeScope="" ma:versionID="ba989ae1afed1151afe658727263eabf">
   <xsd:schema xmlns:xsd="http://www.w3.org/2001/XMLSchema" xmlns:xs="http://www.w3.org/2001/XMLSchema" xmlns:p="http://schemas.microsoft.com/office/2006/metadata/properties" xmlns:ns2="5046f78f-85f1-4872-8afc-3e23afcd1143" xmlns:ns3="6d8d7981-2c7b-4df5-875f-84d256f75a77" targetNamespace="http://schemas.microsoft.com/office/2006/metadata/properties" ma:root="true" ma:fieldsID="8423c74c550c1371655620bfa8d058f5" ns2:_="" ns3:_="">
     <xsd:import namespace="5046f78f-85f1-4872-8afc-3e23afcd1143"/>
@@ -15782,7 +15891,7 @@
 </ct:contentTypeSchema>
 </file>
 
-<file path=customXml/item4.xml><?xml version="1.0" encoding="utf-8"?>
+<file path=customXml/item3.xml><?xml version="1.0" encoding="utf-8"?>
 <p:properties xmlns:p="http://schemas.microsoft.com/office/2006/metadata/properties" xmlns:xsi="http://www.w3.org/2001/XMLSchema-instance" xmlns:pc="http://schemas.microsoft.com/office/infopath/2007/PartnerControls">
   <documentManagement>
     <TaxCatchAll xmlns="6d8d7981-2c7b-4df5-875f-84d256f75a77" xsi:nil="true"/>
@@ -15793,15 +15902,11 @@
 </p:properties>
 </file>
 
-<file path=customXml/itemProps1.xml><?xml version="1.0" encoding="utf-8"?>
-<ds:datastoreItem xmlns:ds="http://schemas.openxmlformats.org/officeDocument/2006/customXml" ds:itemID="{7E0829F9-3C67-4054-B25C-A793A62F6EFF}">
-  <ds:schemaRefs>
-    <ds:schemaRef ds:uri="http://schemas.openxmlformats.org/officeDocument/2006/bibliography"/>
-  </ds:schemaRefs>
-</ds:datastoreItem>
+<file path=customXml/item4.xml><?xml version="1.0" encoding="utf-8"?>
+<b:Sources xmlns:b="http://schemas.openxmlformats.org/officeDocument/2006/bibliography" xmlns="http://schemas.openxmlformats.org/officeDocument/2006/bibliography" SelectedStyle="\APASixthEditionOfficeOnline.xsl" StyleName="APA" Version="6"/>
 </file>
 
-<file path=customXml/itemProps2.xml><?xml version="1.0" encoding="utf-8"?>
+<file path=customXml/itemProps1.xml><?xml version="1.0" encoding="utf-8"?>
 <ds:datastoreItem xmlns:ds="http://schemas.openxmlformats.org/officeDocument/2006/customXml" ds:itemID="{AD2F5A86-7E0F-4EAF-96C2-D40B394D3367}">
   <ds:schemaRefs>
     <ds:schemaRef ds:uri="http://schemas.microsoft.com/sharepoint/v3/contenttype/forms"/>
@@ -15809,7 +15914,7 @@
 </ds:datastoreItem>
 </file>
 
-<file path=customXml/itemProps3.xml><?xml version="1.0" encoding="utf-8"?>
+<file path=customXml/itemProps2.xml><?xml version="1.0" encoding="utf-8"?>
 <ds:datastoreItem xmlns:ds="http://schemas.openxmlformats.org/officeDocument/2006/customXml" ds:itemID="{4F8D9139-9FF2-42B9-8652-96C739F08EC2}">
   <ds:schemaRefs>
     <ds:schemaRef ds:uri="http://schemas.microsoft.com/office/2006/metadata/contentType"/>
@@ -15828,7 +15933,7 @@
 </ds:datastoreItem>
 </file>
 
-<file path=customXml/itemProps4.xml><?xml version="1.0" encoding="utf-8"?>
+<file path=customXml/itemProps3.xml><?xml version="1.0" encoding="utf-8"?>
 <ds:datastoreItem xmlns:ds="http://schemas.openxmlformats.org/officeDocument/2006/customXml" ds:itemID="{89D6AB34-1745-4A93-B120-D767B1671756}">
   <ds:schemaRefs>
     <ds:schemaRef ds:uri="http://schemas.microsoft.com/office/2006/metadata/properties"/>
@@ -15837,4 +15942,12 @@
     <ds:schemaRef ds:uri="5046f78f-85f1-4872-8afc-3e23afcd1143"/>
   </ds:schemaRefs>
 </ds:datastoreItem>
+</file>
+
+<file path=customXml/itemProps4.xml><?xml version="1.0" encoding="utf-8"?>
+<ds:datastoreItem xmlns:ds="http://schemas.openxmlformats.org/officeDocument/2006/customXml" ds:itemID="{7E0829F9-3C67-4054-B25C-A793A62F6EFF}">
+  <ds:schemaRefs>
+    <ds:schemaRef ds:uri="http://schemas.openxmlformats.org/officeDocument/2006/bibliography"/>
+  </ds:schemaRefs>
+</ds:datastoreItem>
 </file>